--- a/Acoustic Data Processing SOP.docx
+++ b/Acoustic Data Processing SOP.docx
@@ -14,11 +14,9 @@
           <w:numId w:val="1"/>
         </w:numPr>
       </w:pPr>
-      <w:proofErr w:type="spellStart"/>
       <w:r>
         <w:t>raw_data_processing</w:t>
       </w:r>
-      <w:proofErr w:type="spellEnd"/>
     </w:p>
     <w:p>
       <w:pPr>
@@ -27,11 +25,9 @@
           <w:numId w:val="1"/>
         </w:numPr>
       </w:pPr>
-      <w:proofErr w:type="spellStart"/>
       <w:r>
         <w:t>acoustic_abundance_estimates</w:t>
       </w:r>
-      <w:proofErr w:type="spellEnd"/>
     </w:p>
     <w:p>
       <w:pPr>
@@ -40,11 +36,9 @@
           <w:numId w:val="1"/>
         </w:numPr>
       </w:pPr>
-      <w:proofErr w:type="spellStart"/>
       <w:r>
         <w:t>alignment_and_plotting</w:t>
       </w:r>
-      <w:proofErr w:type="spellEnd"/>
     </w:p>
     <w:p>
       <w:r>
@@ -53,31 +47,13 @@
     </w:p>
     <w:p>
       <w:r>
-        <w:t>The "</w:t>
-      </w:r>
-      <w:proofErr w:type="spellStart"/>
-      <w:r>
-        <w:t>misc</w:t>
-      </w:r>
-      <w:proofErr w:type="spellEnd"/>
-      <w:r>
-        <w:t xml:space="preserve">" folder contains various one-off files unrelated to the processing pipeline and a couple of necessary </w:t>
-      </w:r>
-      <w:proofErr w:type="spellStart"/>
-      <w:r>
-        <w:t>Matlab</w:t>
-      </w:r>
-      <w:proofErr w:type="spellEnd"/>
-      <w:r>
-        <w:t xml:space="preserve"> functions.</w:t>
-      </w:r>
-    </w:p>
-    <w:p>
-      <w:proofErr w:type="spellStart"/>
+        <w:t>The "misc" folder contains various one-off files unrelated to the processing pipeline and a couple of necessary Matlab functions.</w:t>
+      </w:r>
+    </w:p>
+    <w:p>
       <w:r>
         <w:t>Raw_data_processing</w:t>
       </w:r>
-      <w:proofErr w:type="spellEnd"/>
     </w:p>
     <w:p>
       <w:pPr>
@@ -102,15 +78,13 @@
         </w:numPr>
       </w:pPr>
       <w:r>
-        <w:t xml:space="preserve">The data are initially organized into data for each month of </w:t>
-      </w:r>
-      <w:proofErr w:type="gramStart"/>
-      <w:r>
-        <w:t>the deployment</w:t>
-      </w:r>
-      <w:proofErr w:type="gramEnd"/>
-      <w:r>
-        <w:t xml:space="preserve"> (e.g. 202304 for data from April 2023).</w:t>
+        <w:t xml:space="preserve">The data are initially organized into data for each month of the deployment (e.g. </w:t>
+      </w:r>
+      <w:r>
+        <w:t xml:space="preserve">folder named </w:t>
+      </w:r>
+      <w:r>
+        <w:t>202304 for data from April 2023).</w:t>
       </w:r>
     </w:p>
     <w:p>
@@ -121,15 +95,7 @@
         </w:numPr>
       </w:pPr>
       <w:r>
-        <w:t>The data are contained in a file structure that follows the format [name of deployment]/AZFP Data</w:t>
-      </w:r>
-      <w:proofErr w:type="gramStart"/>
-      <w:r>
-        <w:t>/[</w:t>
-      </w:r>
-      <w:proofErr w:type="gramEnd"/>
-      <w:r>
-        <w:t>monthly folder] (e.g. ru39-20230420T1636/AZFP Data/202304)</w:t>
+        <w:t>The data are contained in a file structure that follows the format [name of deployment]/AZFP Data/[monthly folder] (e.g. ru39-20230420T1636/AZFP Data/202304)</w:t>
       </w:r>
     </w:p>
     <w:p>
@@ -140,15 +106,7 @@
         </w:numPr>
       </w:pPr>
       <w:r>
-        <w:t>Each folder of data also contains a copy of the .</w:t>
-      </w:r>
-      <w:proofErr w:type="spellStart"/>
-      <w:r>
-        <w:t>cfg</w:t>
-      </w:r>
-      <w:proofErr w:type="spellEnd"/>
-      <w:r>
-        <w:t xml:space="preserve"> file for the deployment.</w:t>
+        <w:t>Each folder of data also contains a copy of the .cfg file for the deployment.</w:t>
       </w:r>
     </w:p>
     <w:p>
@@ -159,15 +117,7 @@
         </w:numPr>
       </w:pPr>
       <w:r>
-        <w:t>You have downloaded a .csv file of the deployment that contains at minimum time/date/</w:t>
-      </w:r>
-      <w:proofErr w:type="spellStart"/>
-      <w:r>
-        <w:t>lat</w:t>
-      </w:r>
-      <w:proofErr w:type="spellEnd"/>
-      <w:r>
-        <w:t>/long/depth/pitch/roll information about the platform.</w:t>
+        <w:t>You have downloaded a .csv file of the deployment that contains at minimum time/date/lat/long/depth/pitch/roll information about the platform.</w:t>
       </w:r>
     </w:p>
     <w:p>
@@ -178,15 +128,7 @@
         </w:numPr>
       </w:pPr>
       <w:r>
-        <w:t xml:space="preserve">You have an activated </w:t>
-      </w:r>
-      <w:proofErr w:type="spellStart"/>
-      <w:r>
-        <w:t>Echoview</w:t>
-      </w:r>
-      <w:proofErr w:type="spellEnd"/>
-      <w:r>
-        <w:t xml:space="preserve"> license.</w:t>
+        <w:t>You have an activated Echoview license.</w:t>
       </w:r>
     </w:p>
     <w:p>
@@ -197,23 +139,19 @@
         </w:numPr>
       </w:pPr>
       <w:r>
-        <w:t xml:space="preserve">You have an </w:t>
-      </w:r>
-      <w:proofErr w:type="spellStart"/>
-      <w:r>
-        <w:t>Echoview</w:t>
-      </w:r>
-      <w:proofErr w:type="spellEnd"/>
-      <w:r>
-        <w:t xml:space="preserve"> .</w:t>
-      </w:r>
-      <w:proofErr w:type="spellStart"/>
-      <w:r>
-        <w:t>ecs</w:t>
-      </w:r>
-      <w:proofErr w:type="spellEnd"/>
-      <w:r>
-        <w:t xml:space="preserve"> file in the AZFP Data folder.</w:t>
+        <w:t>You have an Echoview .ecs file in the AZFP Data folder</w:t>
+      </w:r>
+      <w:r>
+        <w:t xml:space="preserve"> that is named for the deployment (e.g. </w:t>
+      </w:r>
+      <w:r>
+        <w:t>ru39-20230420T1636.ecs</w:t>
+      </w:r>
+      <w:r>
+        <w:t>)</w:t>
+      </w:r>
+      <w:r>
+        <w:t>.</w:t>
       </w:r>
     </w:p>
     <w:p>
@@ -250,23 +188,7 @@
         </w:numPr>
       </w:pPr>
       <w:r>
-        <w:t xml:space="preserve">Run the </w:t>
-      </w:r>
-      <w:proofErr w:type="spellStart"/>
-      <w:r>
-        <w:t>Echoview_File_Formatting_From_ERRDAP.m</w:t>
-      </w:r>
-      <w:proofErr w:type="spellEnd"/>
-      <w:r>
-        <w:t xml:space="preserve"> file to create specifically formatted time/date, pitch, roll, and depth files that </w:t>
-      </w:r>
-      <w:proofErr w:type="spellStart"/>
-      <w:r>
-        <w:t>Echoview</w:t>
-      </w:r>
-      <w:proofErr w:type="spellEnd"/>
-      <w:r>
-        <w:t xml:space="preserve"> can read and use.</w:t>
+        <w:t>Run the Echoview_File_Formatting_From_ERRDAP.m file to create specifically formatted time/date, pitch, roll, and depth files that Echoview can read and use.</w:t>
       </w:r>
     </w:p>
     <w:p>
@@ -277,31 +199,7 @@
         </w:numPr>
       </w:pPr>
       <w:r>
-        <w:t xml:space="preserve">Plug in your </w:t>
-      </w:r>
-      <w:proofErr w:type="spellStart"/>
-      <w:r>
-        <w:t>Echoview</w:t>
-      </w:r>
-      <w:proofErr w:type="spellEnd"/>
-      <w:r>
-        <w:t xml:space="preserve"> dongle, then run the EV_File_Using_Template.py file to generate an </w:t>
-      </w:r>
-      <w:proofErr w:type="spellStart"/>
-      <w:r>
-        <w:t>Echoview</w:t>
-      </w:r>
-      <w:proofErr w:type="spellEnd"/>
-      <w:r>
-        <w:t xml:space="preserve"> file from each day of data (my templates can be found in the </w:t>
-      </w:r>
-      <w:proofErr w:type="spellStart"/>
-      <w:r>
-        <w:t>misc</w:t>
-      </w:r>
-      <w:proofErr w:type="spellEnd"/>
-      <w:r>
-        <w:t xml:space="preserve"> folder).</w:t>
+        <w:t>Plug in your Echoview dongle, then run the EV_File_Using_Template.py file to generate an Echoview file from each day of data (my templates can be found in the misc folder).</w:t>
       </w:r>
     </w:p>
     <w:p>
@@ -335,23 +233,13 @@
         </w:numPr>
       </w:pPr>
       <w:r>
-        <w:t xml:space="preserve">Proceed to </w:t>
-      </w:r>
-      <w:proofErr w:type="spellStart"/>
-      <w:r>
-        <w:t>acoustic_abundance_estimates</w:t>
-      </w:r>
-      <w:proofErr w:type="spellEnd"/>
-      <w:r>
-        <w:t>.</w:t>
-      </w:r>
-    </w:p>
-    <w:p>
-      <w:proofErr w:type="spellStart"/>
+        <w:t>Proceed to acoustic_abundance_estimates.</w:t>
+      </w:r>
+    </w:p>
+    <w:p>
       <w:r>
         <w:t>Acoustic_abundance_estimates</w:t>
       </w:r>
-      <w:proofErr w:type="spellEnd"/>
     </w:p>
     <w:p>
       <w:pPr>
@@ -376,15 +264,7 @@
         </w:numPr>
       </w:pPr>
       <w:r>
-        <w:t xml:space="preserve">You've already run the </w:t>
-      </w:r>
-      <w:proofErr w:type="spellStart"/>
-      <w:r>
-        <w:t>raw_data_processing</w:t>
-      </w:r>
-      <w:proofErr w:type="spellEnd"/>
-      <w:r>
-        <w:t xml:space="preserve"> code.</w:t>
+        <w:t>You've already run the raw_data_processing code.</w:t>
       </w:r>
     </w:p>
     <w:p>
@@ -395,31 +275,7 @@
         </w:numPr>
       </w:pPr>
       <w:r>
-        <w:t>The data are contained in a file structure that follows the format [name of deployment]/</w:t>
-      </w:r>
-      <w:proofErr w:type="spellStart"/>
-      <w:r>
-        <w:t>Echoview</w:t>
-      </w:r>
-      <w:proofErr w:type="spellEnd"/>
-      <w:r>
-        <w:t xml:space="preserve"> CSV Export Files</w:t>
-      </w:r>
-      <w:proofErr w:type="gramStart"/>
-      <w:r>
-        <w:t>/[</w:t>
-      </w:r>
-      <w:proofErr w:type="gramEnd"/>
-      <w:r>
-        <w:t>monthly folder] (e.g. ru39-20230420T1636/</w:t>
-      </w:r>
-      <w:proofErr w:type="spellStart"/>
-      <w:r>
-        <w:t>Echoview</w:t>
-      </w:r>
-      <w:proofErr w:type="spellEnd"/>
-      <w:r>
-        <w:t xml:space="preserve"> CSV Export Files/202304).</w:t>
+        <w:t>The data are contained in a file structure that follows the format [name of deployment]/Echoview CSV Export Files/[monthly folder] (e.g. ru39-20230420T1636/Echoview CSV Export Files/202304).</w:t>
       </w:r>
     </w:p>
     <w:p>
@@ -430,7 +286,13 @@
         </w:numPr>
       </w:pPr>
       <w:r>
-        <w:t>You are in the MAB or a similar ecosystem where the dB differencing windows hold.</w:t>
+        <w:t>You are in the MAB or a similar ecosystem where the dB differencing window</w:t>
+      </w:r>
+      <w:r>
+        <w:t xml:space="preserve"> assignment</w:t>
+      </w:r>
+      <w:r>
+        <w:t>s hold.</w:t>
       </w:r>
     </w:p>
     <w:p>
@@ -456,15 +318,7 @@
         </w:numPr>
       </w:pPr>
       <w:r>
-        <w:t xml:space="preserve">Open the </w:t>
-      </w:r>
-      <w:proofErr w:type="spellStart"/>
-      <w:r>
-        <w:t>Echoview_Processing.m</w:t>
-      </w:r>
-      <w:proofErr w:type="spellEnd"/>
-      <w:r>
-        <w:t xml:space="preserve"> file.</w:t>
+        <w:t>Open the Echoview_Processing.m file.</w:t>
       </w:r>
     </w:p>
     <w:p>
@@ -475,23 +329,7 @@
         </w:numPr>
       </w:pPr>
       <w:r>
-        <w:t xml:space="preserve">Change the function in the final for loop to either </w:t>
-      </w:r>
-      <w:proofErr w:type="spellStart"/>
-      <w:r>
-        <w:t>Echoview_to_fish_biomass</w:t>
-      </w:r>
-      <w:proofErr w:type="spellEnd"/>
-      <w:r>
-        <w:t xml:space="preserve"> or </w:t>
-      </w:r>
-      <w:proofErr w:type="spellStart"/>
-      <w:r>
-        <w:t>Echoview_to_zoop_biomass</w:t>
-      </w:r>
-      <w:proofErr w:type="spellEnd"/>
-      <w:r>
-        <w:t>, depending on the configuration of your echosounder.</w:t>
+        <w:t>Change the function in the final for loop to either Echoview_to_fish_biomass or Echoview_to_zoop_biomass, depending on the configuration of your echosounder.</w:t>
       </w:r>
     </w:p>
     <w:p>
@@ -502,15 +340,7 @@
         </w:numPr>
       </w:pPr>
       <w:r>
-        <w:t xml:space="preserve">Run the </w:t>
-      </w:r>
-      <w:proofErr w:type="spellStart"/>
-      <w:r>
-        <w:t>Echoview_Processing</w:t>
-      </w:r>
-      <w:proofErr w:type="spellEnd"/>
-      <w:r>
-        <w:t xml:space="preserve"> file.</w:t>
+        <w:t>Run the Echoview_Processing file.</w:t>
       </w:r>
     </w:p>
     <w:p>
@@ -521,23 +351,13 @@
         </w:numPr>
       </w:pPr>
       <w:r>
-        <w:t xml:space="preserve">Proceed to </w:t>
-      </w:r>
-      <w:proofErr w:type="spellStart"/>
-      <w:r>
-        <w:t>alignment_and_plotting</w:t>
-      </w:r>
-      <w:proofErr w:type="spellEnd"/>
-      <w:r>
-        <w:t>.</w:t>
-      </w:r>
-    </w:p>
-    <w:p>
-      <w:proofErr w:type="spellStart"/>
+        <w:t>Proceed to alignment_and_plotting.</w:t>
+      </w:r>
+    </w:p>
+    <w:p>
       <w:r>
         <w:t>Alignment_and_plotting</w:t>
       </w:r>
-      <w:proofErr w:type="spellEnd"/>
     </w:p>
     <w:p>
       <w:pPr>
@@ -562,15 +382,7 @@
         </w:numPr>
       </w:pPr>
       <w:r>
-        <w:t xml:space="preserve">You've already run the </w:t>
-      </w:r>
-      <w:proofErr w:type="spellStart"/>
-      <w:r>
-        <w:t>acoustic_abundance_estimates</w:t>
-      </w:r>
-      <w:proofErr w:type="spellEnd"/>
-      <w:r>
-        <w:t xml:space="preserve"> code.</w:t>
+        <w:t>You've already run the acoustic_abundance_estimates code.</w:t>
       </w:r>
     </w:p>
     <w:p>
@@ -581,15 +393,7 @@
         </w:numPr>
       </w:pPr>
       <w:r>
-        <w:t>The data are contained in a file structure that follows the format [name of deployment]/Derived Biomass Data (e.g. ru39-20230420T1636/</w:t>
-      </w:r>
-      <w:proofErr w:type="spellStart"/>
-      <w:r>
-        <w:t>Echoview</w:t>
-      </w:r>
-      <w:proofErr w:type="spellEnd"/>
-      <w:r>
-        <w:t xml:space="preserve"> CSV Export Files).</w:t>
+        <w:t>The data are contained in a file structure that follows the format [name of deployment]/Derived Biomass Data (e.g. ru39-20230420T1636/Echoview CSV Export Files).</w:t>
       </w:r>
     </w:p>
     <w:p>
@@ -627,28 +431,7 @@
       </w:pPr>
       <w:r>
         <w:lastRenderedPageBreak/>
-        <w:t xml:space="preserve">Run the </w:t>
-      </w:r>
-      <w:proofErr w:type="spellStart"/>
-      <w:r>
-        <w:t>Rutgers_Echosounder_Biomass_Processing.R</w:t>
-      </w:r>
-      <w:proofErr w:type="spellEnd"/>
-      <w:r>
-        <w:t xml:space="preserve"> file to create three </w:t>
-      </w:r>
-      <w:proofErr w:type="gramStart"/>
-      <w:r>
-        <w:t>different .</w:t>
-      </w:r>
-      <w:proofErr w:type="spellStart"/>
-      <w:r>
-        <w:t>rdata</w:t>
-      </w:r>
-      <w:proofErr w:type="spellEnd"/>
-      <w:proofErr w:type="gramEnd"/>
-      <w:r>
-        <w:t xml:space="preserve"> files: one for glider data, one for "peripheral" (bathymetry, wind farm lease areas, and marine mammal detections) data, and one for acoustic abundance estimate data.</w:t>
+        <w:t>Run the Rutgers_Echosounder_Biomass_Processing.R file to create three different .rdata files: one for glider data, one for "peripheral" (bathymetry, wind farm lease areas, and marine mammal detections) data, and one for acoustic abundance estimate data.</w:t>
       </w:r>
     </w:p>
     <w:p>
@@ -659,26 +442,9 @@
         </w:numPr>
       </w:pPr>
       <w:r>
-        <w:t xml:space="preserve">Run the </w:t>
-      </w:r>
-      <w:proofErr w:type="spellStart"/>
-      <w:r>
-        <w:t>Rutgers_Echosounder_Biomass_Plotting.R</w:t>
-      </w:r>
-      <w:proofErr w:type="spellEnd"/>
-      <w:r>
-        <w:t xml:space="preserve"> file to create several different kinds of plots, including concentration/biomass by day, by depth and time, and by </w:t>
-      </w:r>
-      <w:proofErr w:type="spellStart"/>
-      <w:r>
-        <w:t>lat</w:t>
-      </w:r>
-      <w:proofErr w:type="spellEnd"/>
-      <w:r>
-        <w:t>/long and time.</w:t>
-      </w:r>
-    </w:p>
-    <w:p/>
+        <w:t>Run the Rutgers_Echosounder_Biomass_Plotting.R file to create several different kinds of plots, including concentration/biomass by day, by depth and time, and by lat/long and time.</w:t>
+      </w:r>
+    </w:p>
     <w:sectPr>
       <w:pgSz w:w="12240" w:h="15840"/>
       <w:pgMar w:top="1440" w:right="1440" w:bottom="1440" w:left="1440" w:header="720" w:footer="720" w:gutter="0"/>

--- a/Acoustic Data Processing SOP.docx
+++ b/Acoustic Data Processing SOP.docx
@@ -4,6 +4,24 @@
   <w:body>
     <w:p>
       <w:r>
+        <w:t xml:space="preserve">Code can be found here: </w:t>
+      </w:r>
+      <w:hyperlink r:id="rId5" w:history="1">
+        <w:r>
+          <w:rPr>
+            <w:rStyle w:val="Hyperlink"/>
+          </w:rPr>
+          <w:t>https://github.com/dsmossman/AZFP_acoustics_processing</w:t>
+        </w:r>
+      </w:hyperlink>
+    </w:p>
+    <w:p>
+      <w:r>
+        <w:t>Can clone the repository to your machine or download the entire thing as a ZIP</w:t>
+      </w:r>
+    </w:p>
+    <w:p>
+      <w:r>
         <w:t>The order of operations goes like this:</w:t>
       </w:r>
     </w:p>
@@ -44,6 +62,9 @@
       <w:r>
         <w:t>Each folder has its own readme which goes into further detail about each file.</w:t>
       </w:r>
+      <w:r>
+        <w:t xml:space="preserve"> In addition, each code file has been commented to the best of my ability explaining in further detail what each line does; thus, this SOP will only provide a broad overview of which files should be run in which order, and what is necessary to avoid errors.</w:t>
+      </w:r>
     </w:p>
     <w:p>
       <w:r>
@@ -52,21 +73,23 @@
     </w:p>
     <w:p>
       <w:r>
+        <w:br w:type="page"/>
+      </w:r>
+    </w:p>
+    <w:p>
+      <w:pPr>
+        <w:pStyle w:val="Heading1"/>
+      </w:pPr>
+      <w:r>
+        <w:lastRenderedPageBreak/>
         <w:t>Raw_data_processing</w:t>
       </w:r>
     </w:p>
     <w:p>
       <w:pPr>
-        <w:rPr>
-          <w:b/>
-          <w:bCs/>
-        </w:rPr>
-      </w:pPr>
-      <w:r>
-        <w:rPr>
-          <w:b/>
-          <w:bCs/>
-        </w:rPr>
+        <w:pStyle w:val="Heading2"/>
+      </w:pPr>
+      <w:r>
         <w:t>Assumptions</w:t>
       </w:r>
     </w:p>
@@ -117,7 +140,16 @@
         </w:numPr>
       </w:pPr>
       <w:r>
-        <w:t>You have downloaded a .csv file of the deployment that contains at minimum time/date/lat/long/depth/pitch/roll information about the platform.</w:t>
+        <w:t xml:space="preserve">You have downloaded a .csv file of </w:t>
+      </w:r>
+      <w:r>
+        <w:t>data</w:t>
+      </w:r>
+      <w:r>
+        <w:t xml:space="preserve"> that contains at minimum time/date/lat/long/depth/pitch/roll information about the platform</w:t>
+      </w:r>
+      <w:r>
+        <w:t xml:space="preserve"> on which the AZFP is mounted.</w:t>
       </w:r>
     </w:p>
     <w:p>
@@ -156,16 +188,9 @@
     </w:p>
     <w:p>
       <w:pPr>
-        <w:rPr>
-          <w:b/>
-          <w:bCs/>
-        </w:rPr>
-      </w:pPr>
-      <w:r>
-        <w:rPr>
-          <w:b/>
-          <w:bCs/>
-        </w:rPr>
+        <w:pStyle w:val="Heading2"/>
+      </w:pPr>
+      <w:r>
         <w:t>Steps</w:t>
       </w:r>
     </w:p>
@@ -177,7 +202,13 @@
         </w:numPr>
       </w:pPr>
       <w:r>
-        <w:t>Run the AZFP_data_by_day.py file to organize the AZFP data into daily subfolders within the monthly folder.</w:t>
+        <w:t>Run the AZFP_data_by_day.py file to organize the AZFP data into daily subfolders within the monthly folder</w:t>
+      </w:r>
+      <w:r>
+        <w:t>; each day’s subfolder contains the AZFP data for the day and a copy of the .cfg file mentioned above</w:t>
+      </w:r>
+      <w:r>
+        <w:t>.</w:t>
       </w:r>
     </w:p>
     <w:p>
@@ -188,7 +219,13 @@
         </w:numPr>
       </w:pPr>
       <w:r>
-        <w:t>Run the Echoview_File_Formatting_From_ERRDAP.m file to create specifically formatted time/date, pitch, roll, and depth files that Echoview can read and use.</w:t>
+        <w:t>Run the Echoview_File_Formatting_From_ERRDAP.m file to create specifically formatted time/date, pitch, roll, and depth files</w:t>
+      </w:r>
+      <w:r>
+        <w:t xml:space="preserve"> from your deployment platform data</w:t>
+      </w:r>
+      <w:r>
+        <w:t xml:space="preserve"> that Echoview can read and use.</w:t>
       </w:r>
     </w:p>
     <w:p>
@@ -199,7 +236,16 @@
         </w:numPr>
       </w:pPr>
       <w:r>
-        <w:t>Plug in your Echoview dongle, then run the EV_File_Using_Template.py file to generate an Echoview file from each day of data (my templates can be found in the misc folder).</w:t>
+        <w:t xml:space="preserve">Plug in your Echoview dongle, then run the EV_File_Using_Template.py file to generate an Echoview file from each day of data (templates </w:t>
+      </w:r>
+      <w:r>
+        <w:t>referenced within the code ar</w:t>
+      </w:r>
+      <w:r>
+        <w:t>e</w:t>
+      </w:r>
+      <w:r>
+        <w:t xml:space="preserve"> found in the misc folder).</w:t>
       </w:r>
     </w:p>
     <w:p>
@@ -210,8 +256,19 @@
         </w:numPr>
       </w:pPr>
       <w:r>
-        <w:lastRenderedPageBreak/>
-        <w:t>Manually open each new EV file and set the seafloor using whatever algorithm best suits your data (unfortunately this step can't be automated in the code, at least as far as I can figure out).</w:t>
+        <w:t xml:space="preserve">Manually open each new EV file and </w:t>
+      </w:r>
+      <w:r>
+        <w:t>calculate</w:t>
+      </w:r>
+      <w:r>
+        <w:t xml:space="preserve"> the seafloor</w:t>
+      </w:r>
+      <w:r>
+        <w:t xml:space="preserve"> line</w:t>
+      </w:r>
+      <w:r>
+        <w:t xml:space="preserve"> using whatever algorithm best suits your data (unfortunately this step can't be automated in the code, at least as far as I can figure out).</w:t>
       </w:r>
     </w:p>
     <w:p>
@@ -222,7 +279,10 @@
         </w:numPr>
       </w:pPr>
       <w:r>
-        <w:t>Run the EV_File_Export.py file to export your processed data to .csv files - make sure that the frequencies being exported line up with the AZFP configuration!</w:t>
+        <w:t>Run the EV_File_Export.py file to export your processed data to .csv files</w:t>
+      </w:r>
+      <w:r>
+        <w:t>.</w:t>
       </w:r>
     </w:p>
     <w:p>
@@ -238,21 +298,23 @@
     </w:p>
     <w:p>
       <w:r>
+        <w:br w:type="page"/>
+      </w:r>
+    </w:p>
+    <w:p>
+      <w:pPr>
+        <w:pStyle w:val="Heading1"/>
+      </w:pPr>
+      <w:r>
+        <w:lastRenderedPageBreak/>
         <w:t>Acoustic_abundance_estimates</w:t>
       </w:r>
     </w:p>
     <w:p>
       <w:pPr>
-        <w:rPr>
-          <w:b/>
-          <w:bCs/>
-        </w:rPr>
-      </w:pPr>
-      <w:r>
-        <w:rPr>
-          <w:b/>
-          <w:bCs/>
-        </w:rPr>
+        <w:pStyle w:val="Heading2"/>
+      </w:pPr>
+      <w:r>
         <w:t>Assumptions</w:t>
       </w:r>
     </w:p>
@@ -264,7 +326,10 @@
         </w:numPr>
       </w:pPr>
       <w:r>
-        <w:t>You've already run the raw_data_processing code.</w:t>
+        <w:t xml:space="preserve">You've already run the raw_data_processing </w:t>
+      </w:r>
+      <w:r>
+        <w:t>part of this pipeline.</w:t>
       </w:r>
     </w:p>
     <w:p>
@@ -275,7 +340,19 @@
         </w:numPr>
       </w:pPr>
       <w:r>
-        <w:t>The data are contained in a file structure that follows the format [name of deployment]/Echoview CSV Export Files/[monthly folder] (e.g. ru39-20230420T1636/Echoview CSV Export Files/202304).</w:t>
+        <w:t xml:space="preserve">The </w:t>
+      </w:r>
+      <w:r>
+        <w:t xml:space="preserve">exported .csv </w:t>
+      </w:r>
+      <w:r>
+        <w:t>data</w:t>
+      </w:r>
+      <w:r>
+        <w:t xml:space="preserve"> from Echoview</w:t>
+      </w:r>
+      <w:r>
+        <w:t xml:space="preserve"> are contained in a file structure that follows the format [name of deployment]/Echoview CSV Export Files/[monthly folder] (e.g. ru39-20230420T1636/Echoview CSV Export Files/202304).</w:t>
       </w:r>
     </w:p>
     <w:p>
@@ -297,16 +374,9 @@
     </w:p>
     <w:p>
       <w:pPr>
-        <w:rPr>
-          <w:b/>
-          <w:bCs/>
-        </w:rPr>
-      </w:pPr>
-      <w:r>
-        <w:rPr>
-          <w:b/>
-          <w:bCs/>
-        </w:rPr>
+        <w:pStyle w:val="Heading2"/>
+      </w:pPr>
+      <w:r>
         <w:t>Steps</w:t>
       </w:r>
     </w:p>
@@ -356,21 +426,23 @@
     </w:p>
     <w:p>
       <w:r>
+        <w:br w:type="page"/>
+      </w:r>
+    </w:p>
+    <w:p>
+      <w:pPr>
+        <w:pStyle w:val="Heading1"/>
+      </w:pPr>
+      <w:r>
+        <w:lastRenderedPageBreak/>
         <w:t>Alignment_and_plotting</w:t>
       </w:r>
     </w:p>
     <w:p>
       <w:pPr>
-        <w:rPr>
-          <w:b/>
-          <w:bCs/>
-        </w:rPr>
-      </w:pPr>
-      <w:r>
-        <w:rPr>
-          <w:b/>
-          <w:bCs/>
-        </w:rPr>
+        <w:pStyle w:val="Heading2"/>
+      </w:pPr>
+      <w:r>
         <w:t>Assumptions</w:t>
       </w:r>
     </w:p>
@@ -382,7 +454,13 @@
         </w:numPr>
       </w:pPr>
       <w:r>
-        <w:t>You've already run the acoustic_abundance_estimates code.</w:t>
+        <w:t xml:space="preserve">You've already run the acoustic_abundance_estimates </w:t>
+      </w:r>
+      <w:r>
+        <w:t>part of this pipeline</w:t>
+      </w:r>
+      <w:r>
+        <w:t>.</w:t>
       </w:r>
     </w:p>
     <w:p>
@@ -398,27 +476,9 @@
     </w:p>
     <w:p>
       <w:pPr>
-        <w:numPr>
-          <w:ilvl w:val="0"/>
-          <w:numId w:val="6"/>
-        </w:numPr>
-      </w:pPr>
-      <w:r>
-        <w:t>You also have data from a separate simultaneous glider deployment about whale detections.</w:t>
-      </w:r>
-    </w:p>
-    <w:p>
-      <w:pPr>
-        <w:rPr>
-          <w:b/>
-          <w:bCs/>
-        </w:rPr>
-      </w:pPr>
-      <w:r>
-        <w:rPr>
-          <w:b/>
-          <w:bCs/>
-        </w:rPr>
+        <w:pStyle w:val="Heading2"/>
+      </w:pPr>
+      <w:r>
         <w:t>Steps</w:t>
       </w:r>
     </w:p>
@@ -430,8 +490,10 @@
         </w:numPr>
       </w:pPr>
       <w:r>
-        <w:lastRenderedPageBreak/>
         <w:t>Run the Rutgers_Echosounder_Biomass_Processing.R file to create three different .rdata files: one for glider data, one for "peripheral" (bathymetry, wind farm lease areas, and marine mammal detections) data, and one for acoustic abundance estimate data.</w:t>
+      </w:r>
+      <w:r>
+        <w:t xml:space="preserve"> This takes a little while!</w:t>
       </w:r>
     </w:p>
     <w:p>
@@ -443,6 +505,28 @@
       </w:pPr>
       <w:r>
         <w:t>Run the Rutgers_Echosounder_Biomass_Plotting.R file to create several different kinds of plots, including concentration/biomass by day, by depth and time, and by lat/long and time.</w:t>
+      </w:r>
+      <w:r>
+        <w:t xml:space="preserve"> Includes the option to plot concurrent whale detection data if you have it.</w:t>
+      </w:r>
+    </w:p>
+    <w:p>
+      <w:r>
+        <w:br w:type="page"/>
+      </w:r>
+    </w:p>
+    <w:p>
+      <w:pPr>
+        <w:pStyle w:val="Heading1"/>
+      </w:pPr>
+      <w:r>
+        <w:lastRenderedPageBreak/>
+        <w:t>Misc Folder</w:t>
+      </w:r>
+    </w:p>
+    <w:p>
+      <w:r>
+        <w:t>This folder contains some one-off code files that are not directly related to the main acoustic processing pipeline, including code investigations for specific deployments, supporting Matlab functions, and FTLE/chlorophyll data analysis files.</w:t>
       </w:r>
     </w:p>
     <w:sectPr>
@@ -1700,7 +1784,6 @@
     <w:next w:val="Normal"/>
     <w:link w:val="Heading2Char"/>
     <w:uiPriority w:val="9"/>
-    <w:semiHidden/>
     <w:unhideWhenUsed/>
     <w:qFormat/>
     <w:rsid w:val="00730735"/>
@@ -1875,6 +1958,7 @@
   <w:style w:type="character" w:default="1" w:styleId="DefaultParagraphFont">
     <w:name w:val="Default Paragraph Font"/>
     <w:uiPriority w:val="1"/>
+    <w:semiHidden/>
     <w:unhideWhenUsed/>
   </w:style>
   <w:style w:type="table" w:default="1" w:styleId="TableNormal">
@@ -1916,7 +2000,6 @@
     <w:basedOn w:val="DefaultParagraphFont"/>
     <w:link w:val="Heading2"/>
     <w:uiPriority w:val="9"/>
-    <w:semiHidden/>
     <w:rsid w:val="00730735"/>
     <w:rPr>
       <w:rFonts w:asciiTheme="majorHAnsi" w:eastAsiaTheme="majorEastAsia" w:hAnsiTheme="majorHAnsi" w:cstheme="majorBidi"/>
@@ -2186,6 +2269,29 @@
       <w:smallCaps/>
       <w:color w:val="0F4761" w:themeColor="accent1" w:themeShade="BF"/>
       <w:spacing w:val="5"/>
+    </w:rPr>
+  </w:style>
+  <w:style w:type="character" w:styleId="Hyperlink">
+    <w:name w:val="Hyperlink"/>
+    <w:basedOn w:val="DefaultParagraphFont"/>
+    <w:uiPriority w:val="99"/>
+    <w:unhideWhenUsed/>
+    <w:rsid w:val="00D168A7"/>
+    <w:rPr>
+      <w:color w:val="467886" w:themeColor="hyperlink"/>
+      <w:u w:val="single"/>
+    </w:rPr>
+  </w:style>
+  <w:style w:type="character" w:styleId="UnresolvedMention">
+    <w:name w:val="Unresolved Mention"/>
+    <w:basedOn w:val="DefaultParagraphFont"/>
+    <w:uiPriority w:val="99"/>
+    <w:semiHidden/>
+    <w:unhideWhenUsed/>
+    <w:rsid w:val="00D168A7"/>
+    <w:rPr>
+      <w:color w:val="605E5C"/>
+      <w:shd w:val="clear" w:color="auto" w:fill="E1DFDD"/>
     </w:rPr>
   </w:style>
 </w:styles>

--- a/Acoustic Data Processing SOP.docx
+++ b/Acoustic Data Processing SOP.docx
@@ -17,6 +17,25 @@
     </w:p>
     <w:p>
       <w:r>
+        <w:t>Or here</w:t>
+      </w:r>
+      <w:r>
+        <w:t xml:space="preserve"> if anything happens to the GitHub repository</w:t>
+      </w:r>
+      <w:r>
+        <w:t xml:space="preserve">: </w:t>
+      </w:r>
+      <w:hyperlink r:id="rId6" w:history="1">
+        <w:r>
+          <w:rPr>
+            <w:rStyle w:val="Hyperlink"/>
+          </w:rPr>
+          <w:t>https://doi.org/10.5281/zenodo.18612347</w:t>
+        </w:r>
+      </w:hyperlink>
+    </w:p>
+    <w:p>
+      <w:r>
         <w:t>Can clone the repository to your machine or download the entire thing as a ZIP</w:t>
       </w:r>
     </w:p>
@@ -511,6 +530,46 @@
       </w:r>
     </w:p>
     <w:p>
+      <w:pPr>
+        <w:pStyle w:val="Heading2"/>
+      </w:pPr>
+      <w:r>
+        <w:t>Ancillary</w:t>
+      </w:r>
+      <w:r>
+        <w:t xml:space="preserve"> Files</w:t>
+      </w:r>
+    </w:p>
+    <w:p>
+      <w:r>
+        <w:t>Rutgers_Echosounder_Biomass_Processing_1x1_Grid</w:t>
+      </w:r>
+      <w:r>
+        <w:t xml:space="preserve">.R does the exact same thing as </w:t>
+      </w:r>
+      <w:r>
+        <w:t>Rutgers_Echosounder_Biomass_Processing</w:t>
+      </w:r>
+      <w:r>
+        <w:t xml:space="preserve">.R but for data in 1m x 1m cells in Echoview </w:t>
+      </w:r>
+      <w:r>
+        <w:t xml:space="preserve">instead of 1m depth x 0.1 nau mi length cells. </w:t>
+      </w:r>
+      <w:r>
+        <w:t xml:space="preserve">Fish_Abundance_Plots.R and Zooplankton_Abundance_Plots.R create boxplots and depth-stratified bar graphs of fish and zooplankton abundance grouped by season and/or depth strata using multiple deployments of data. </w:t>
+      </w:r>
+      <w:r>
+        <w:t>Zooplankton_FTLE_Correlation.R aligns the acoustic estimates of zooplankton abundance with corresponding values of FTLE (based on the work of Dr. Jackie Veatch). Zooplankton_Abundance_Modeling.R is for statistical investigations into correlating zooplankton abundance and other oceanographic variables.</w:t>
+      </w:r>
+      <w:r>
+        <w:t xml:space="preserve"> </w:t>
+      </w:r>
+      <w:r>
+        <w:t>Zooplankton_Tows_Figures.R is for comparing the acoustic estimates to EcoMon and deployment/recovery zooplankton tows. choose_directory.R is a helper function for picking the folder with your data in it.</w:t>
+      </w:r>
+    </w:p>
+    <w:p>
       <w:r>
         <w:br w:type="page"/>
       </w:r>
@@ -527,6 +586,51 @@
     <w:p>
       <w:r>
         <w:t>This folder contains some one-off code files that are not directly related to the main acoustic processing pipeline, including code investigations for specific deployments, supporting Matlab functions, and FTLE/chlorophyll data analysis files.</w:t>
+      </w:r>
+    </w:p>
+    <w:p>
+      <w:r>
+        <w:t>The four .EV files are the templates used in the raw_data_processing part of the pipeline, one for each combination of grid cell lengths and AZFP configuration (3 frequency fish vs 4 frequency zooplankton).</w:t>
+      </w:r>
+    </w:p>
+    <w:p>
+      <w:r>
+        <w:t>intersectm.m and ismemberm.m are both used in the acoustic_abundance_estimates Matlab files.</w:t>
+      </w:r>
+    </w:p>
+    <w:p>
+      <w:r>
+        <w:t>Acoustic_Modeling.R was used to fiddle with the target strength models of zooplankton.</w:t>
+      </w:r>
+    </w:p>
+    <w:p>
+      <w:r>
+        <w:t>Masking_testing.m was used to test whether dB windows were actually picking out zooplankton patterns or were just generating random noise.</w:t>
+      </w:r>
+    </w:p>
+    <w:p>
+      <w:r>
+        <w:t>NEFSC_processing.py and NJDEP_processing.py were both used to plot historical tow data in the MAB.</w:t>
+      </w:r>
+    </w:p>
+    <w:p>
+      <w:r>
+        <w:t>NOAA_Strata_Shapefile_Creation.R was used to create a custom three-level shapefile from the inshore/midshelf/offshore strata as assigned by the NES bottom trawl surveys.</w:t>
+      </w:r>
+    </w:p>
+    <w:p>
+      <w:r>
+        <w:t>RU39_20230817T1520_Filter_Check.R and RU39_20241021T1717_Pitch_Roll_Check.R were used to check oddities that appeared in the two referenced deployments.</w:t>
+      </w:r>
+    </w:p>
+    <w:p>
+      <w:r>
+        <w:t>TS_to_Sv.m was an experimental little file to try and convert threshold target strength values to threshold Sv values.</w:t>
+      </w:r>
+    </w:p>
+    <w:p>
+      <w:r>
+        <w:t>dB_Window_Biomass_Testing.R was written when I thought larvaceans had similar scattering properties to copepods (they don't, apparently they're gelatinous) to try and test different methods of differentiating the two.</w:t>
       </w:r>
     </w:p>
     <w:sectPr>
@@ -1958,7 +2062,6 @@
   <w:style w:type="character" w:default="1" w:styleId="DefaultParagraphFont">
     <w:name w:val="Default Paragraph Font"/>
     <w:uiPriority w:val="1"/>
-    <w:semiHidden/>
     <w:unhideWhenUsed/>
   </w:style>
   <w:style w:type="table" w:default="1" w:styleId="TableNormal">
@@ -2292,6 +2395,36 @@
     <w:rPr>
       <w:color w:val="605E5C"/>
       <w:shd w:val="clear" w:color="auto" w:fill="E1DFDD"/>
+    </w:rPr>
+  </w:style>
+  <w:style w:type="paragraph" w:styleId="HTMLPreformatted">
+    <w:name w:val="HTML Preformatted"/>
+    <w:basedOn w:val="Normal"/>
+    <w:link w:val="HTMLPreformattedChar"/>
+    <w:uiPriority w:val="99"/>
+    <w:semiHidden/>
+    <w:unhideWhenUsed/>
+    <w:rsid w:val="005E023E"/>
+    <w:pPr>
+      <w:spacing w:after="0" w:line="240" w:lineRule="auto"/>
+    </w:pPr>
+    <w:rPr>
+      <w:rFonts w:ascii="Consolas" w:hAnsi="Consolas"/>
+      <w:sz w:val="20"/>
+      <w:szCs w:val="20"/>
+    </w:rPr>
+  </w:style>
+  <w:style w:type="character" w:customStyle="1" w:styleId="HTMLPreformattedChar">
+    <w:name w:val="HTML Preformatted Char"/>
+    <w:basedOn w:val="DefaultParagraphFont"/>
+    <w:link w:val="HTMLPreformatted"/>
+    <w:uiPriority w:val="99"/>
+    <w:semiHidden/>
+    <w:rsid w:val="005E023E"/>
+    <w:rPr>
+      <w:rFonts w:ascii="Consolas" w:hAnsi="Consolas"/>
+      <w:sz w:val="20"/>
+      <w:szCs w:val="20"/>
     </w:rPr>
   </w:style>
 </w:styles>
